--- a/tables for scan.docx
+++ b/tables for scan.docx
@@ -855,7 +855,7 @@
                 <w:sz w:val="12"/>
                 <w:szCs w:val="12"/>
               </w:rPr>
-              <w:t>YYYY)</w:t>
+              <w:t>YY)</w:t>
             </w:r>
           </w:p>
         </w:tc>
@@ -1094,42 +1094,6 @@
             </w:r>
             <w:r>
               <w:rPr>
-                <w:rFonts w:ascii="Times New Roman" w:eastAsiaTheme="minorEastAsia" w:hAnsi="Times New Roman" w:hint="eastAsia"/>
-                <w:b/>
-                <w:bCs/>
-                <w:color w:val="000000" w:themeColor="text1"/>
-                <w:sz w:val="14"/>
-                <w:szCs w:val="14"/>
-                <w:lang w:eastAsia="zh-CN"/>
-              </w:rPr>
-              <w:t xml:space="preserve"> (</w:t>
-            </w:r>
-            <w:r>
-              <w:rPr>
-                <w:rFonts w:ascii="Times New Roman" w:eastAsiaTheme="minorEastAsia" w:hAnsi="Times New Roman"/>
-                <w:b/>
-                <w:bCs/>
-                <w:color w:val="000000" w:themeColor="text1"/>
-                <w:sz w:val="14"/>
-                <w:szCs w:val="14"/>
-                <w:lang w:eastAsia="zh-CN"/>
-              </w:rPr>
-              <w:t>{{ analyst_name }}</w:t>
-            </w:r>
-            <w:r>
-              <w:rPr>
-                <w:rFonts w:ascii="Times New Roman" w:eastAsiaTheme="minorEastAsia" w:hAnsi="Times New Roman" w:hint="eastAsia"/>
-                <w:b/>
-                <w:bCs/>
-                <w:color w:val="000000" w:themeColor="text1"/>
-                <w:sz w:val="14"/>
-                <w:szCs w:val="14"/>
-                <w:lang w:eastAsia="zh-CN"/>
-              </w:rPr>
-              <w:t>)</w:t>
-            </w:r>
-            <w:r>
-              <w:rPr>
                 <w:rFonts w:ascii="Times New Roman" w:eastAsiaTheme="minorEastAsia" w:hAnsi="Times New Roman"/>
                 <w:b/>
                 <w:bCs/>
@@ -1617,19 +1581,7 @@
                 <w:szCs w:val="14"/>
                 <w:lang w:eastAsia="zh-CN"/>
               </w:rPr>
-              <w:t xml:space="preserve"> </w:t>
-            </w:r>
-            <w:r>
-              <w:rPr>
-                <w:rFonts w:ascii="Times New Roman" w:eastAsiaTheme="minorEastAsia" w:hAnsi="Times New Roman"/>
-                <w:b/>
-                <w:bCs/>
-                <w:color w:val="000000" w:themeColor="text1"/>
-                <w:sz w:val="14"/>
-                <w:szCs w:val="14"/>
-                <w:lang w:eastAsia="zh-CN"/>
-              </w:rPr>
-              <w:t xml:space="preserve">on </w:t>
+              <w:t xml:space="preserve"> on </w:t>
             </w:r>
             <w:r>
               <w:rPr>
@@ -3411,7 +3363,7 @@
                 <w:sz w:val="12"/>
                 <w:szCs w:val="12"/>
               </w:rPr>
-              <w:t>YYYY)</w:t>
+              <w:t>YY)</w:t>
             </w:r>
           </w:p>
         </w:tc>

--- a/tables for scan.docx
+++ b/tables for scan.docx
@@ -1445,11 +1445,9 @@
             <w:r>
               <w:rPr>
                 <w:rFonts w:ascii="Times New Roman" w:hAnsi="Times New Roman"/>
-                <w:color w:val="000000" w:themeColor="text1"/>
-                <w:sz w:val="14"/>
-                <w:szCs w:val="14"/>
-              </w:rPr>
-              <w:t>None</w:t>
+                <w:sz w:val="14"/>
+              </w:rPr>
+              <w:t>{{ note_pers }}</w:t>
             </w:r>
           </w:p>
         </w:tc>
@@ -1487,113 +1485,9 @@
               <w:rPr>
                 <w:rFonts w:ascii="Times New Roman" w:hAnsi="Times New Roman"/>
                 <w:b/>
-                <w:bCs/>
-                <w:color w:val="000000" w:themeColor="text1"/>
-                <w:sz w:val="14"/>
-                <w:szCs w:val="14"/>
-              </w:rPr>
-              <w:t xml:space="preserve">Biological Safety Cabinet EM Bracketing Biological Safety Cabinet (BSC) </w:t>
-            </w:r>
-            <w:r>
-              <w:rPr>
-                <w:rFonts w:ascii="Times New Roman" w:hAnsi="Times New Roman"/>
-                <w:b/>
-                <w:bCs/>
-                <w:color w:val="000000" w:themeColor="text1"/>
-                <w:sz w:val="14"/>
-                <w:szCs w:val="14"/>
-              </w:rPr>
-              <w:t>E00</w:t>
-            </w:r>
-            <w:r>
-              <w:rPr>
-                <w:rFonts w:ascii="Times New Roman" w:hAnsi="Times New Roman"/>
-                <w:b/>
-                <w:bCs/>
-                <w:color w:val="000000" w:themeColor="text1"/>
-                <w:sz w:val="14"/>
-                <w:szCs w:val="14"/>
-              </w:rPr>
-              <w:t>{{ bsc_id }}</w:t>
-            </w:r>
-            <w:r>
-              <w:rPr>
-                <w:rFonts w:ascii="Times New Roman" w:hAnsi="Times New Roman"/>
-                <w:b/>
-                <w:bCs/>
-                <w:color w:val="000000" w:themeColor="text1"/>
-                <w:sz w:val="14"/>
-                <w:szCs w:val="14"/>
-              </w:rPr>
-              <w:t xml:space="preserve"> and </w:t>
-            </w:r>
-            <w:r>
-              <w:rPr>
-                <w:rFonts w:ascii="Times New Roman" w:hAnsi="Times New Roman"/>
-                <w:b/>
-                <w:bCs/>
-                <w:color w:val="000000" w:themeColor="text1"/>
-                <w:sz w:val="14"/>
-                <w:szCs w:val="14"/>
-              </w:rPr>
-              <w:t>E00</w:t>
-            </w:r>
-            <w:r>
-              <w:rPr>
-                <w:rFonts w:ascii="Times New Roman" w:hAnsi="Times New Roman"/>
-                <w:b/>
-                <w:bCs/>
-                <w:color w:val="000000" w:themeColor="text1"/>
-                <w:sz w:val="14"/>
-                <w:szCs w:val="14"/>
-              </w:rPr>
-              <w:t xml:space="preserve">{{ </w:t>
-            </w:r>
-            <w:r>
-              <w:rPr>
-                <w:rFonts w:ascii="Times New Roman" w:hAnsi="Times New Roman"/>
-                <w:b/>
-                <w:bCs/>
-                <w:color w:val="000000" w:themeColor="text1"/>
-                <w:sz w:val="14"/>
-                <w:szCs w:val="14"/>
-              </w:rPr>
-              <w:t>chgbsc_id</w:t>
-            </w:r>
-            <w:r>
-              <w:rPr>
-                <w:rFonts w:ascii="Times New Roman" w:hAnsi="Times New Roman"/>
-                <w:b/>
-                <w:bCs/>
-                <w:color w:val="000000" w:themeColor="text1"/>
-                <w:sz w:val="14"/>
-                <w:szCs w:val="14"/>
-              </w:rPr>
-              <w:t xml:space="preserve"> }}</w:t>
-            </w:r>
-            <w:r>
-              <w:rPr>
-                <w:rFonts w:ascii="Times New Roman" w:eastAsiaTheme="minorEastAsia" w:hAnsi="Times New Roman"/>
-                <w:b/>
-                <w:bCs/>
-                <w:color w:val="000000" w:themeColor="text1"/>
-                <w:sz w:val="14"/>
-                <w:szCs w:val="14"/>
-                <w:lang w:eastAsia="zh-CN"/>
-              </w:rPr>
-              <w:t xml:space="preserve"> on </w:t>
-            </w:r>
-            <w:r>
-              <w:rPr>
-                <w:rFonts w:ascii="Times New Roman" w:eastAsiaTheme="minorEastAsia" w:hAnsi="Times New Roman"/>
-                <w:b/>
-                <w:bCs/>
-                <w:color w:val="000000" w:themeColor="text1"/>
-                <w:sz w:val="14"/>
-                <w:szCs w:val="14"/>
-                <w:lang w:eastAsia="zh-CN"/>
-              </w:rPr>
-              <w:t>{{ test_date }}</w:t>
+                <w:sz w:val="14"/>
+              </w:rPr>
+              <w:t>{{ smart_bsc_bracketing_header }}</w:t>
             </w:r>
           </w:p>
         </w:tc>
@@ -1976,12 +1870,10 @@
             </w:pPr>
             <w:r>
               <w:rPr>
-                <w:rFonts w:ascii="Times New Roman" w:eastAsiaTheme="minorEastAsia" w:hAnsi="Times New Roman" w:cstheme="minorBidi"/>
-                <w:color w:val="000000" w:themeColor="text1"/>
-                <w:sz w:val="14"/>
-                <w:szCs w:val="14"/>
-              </w:rPr>
-              <w:t>None</w:t>
+                <w:rFonts w:ascii="Times New Roman" w:hAnsi="Times New Roman"/>
+                <w:sz w:val="14"/>
+              </w:rPr>
+              <w:t>{{ note_surf }}</w:t>
             </w:r>
           </w:p>
         </w:tc>
@@ -2406,12 +2298,10 @@
             </w:pPr>
             <w:r>
               <w:rPr>
-                <w:rFonts w:ascii="Times New Roman" w:eastAsiaTheme="minorEastAsia" w:hAnsi="Times New Roman" w:cstheme="minorBidi"/>
-                <w:color w:val="000000" w:themeColor="text1"/>
-                <w:sz w:val="14"/>
-                <w:szCs w:val="14"/>
-              </w:rPr>
-              <w:t>None</w:t>
+                <w:rFonts w:ascii="Times New Roman" w:hAnsi="Times New Roman"/>
+                <w:sz w:val="14"/>
+              </w:rPr>
+              <w:t>{{ note_surf_chg }}</w:t>
             </w:r>
           </w:p>
         </w:tc>
@@ -2767,12 +2657,10 @@
             </w:pPr>
             <w:r>
               <w:rPr>
-                <w:rFonts w:ascii="Times New Roman" w:eastAsiaTheme="minorEastAsia" w:hAnsi="Times New Roman" w:cstheme="minorBidi"/>
-                <w:color w:val="000000" w:themeColor="text1"/>
-                <w:sz w:val="14"/>
-                <w:szCs w:val="14"/>
-              </w:rPr>
-              <w:t>None</w:t>
+                <w:rFonts w:ascii="Times New Roman" w:hAnsi="Times New Roman"/>
+                <w:sz w:val="14"/>
+              </w:rPr>
+              <w:t>{{ note_sett }}</w:t>
             </w:r>
           </w:p>
         </w:tc>
@@ -3170,12 +3058,10 @@
             </w:pPr>
             <w:r>
               <w:rPr>
-                <w:rFonts w:ascii="Times New Roman" w:eastAsiaTheme="minorEastAsia" w:hAnsi="Times New Roman" w:cstheme="minorBidi"/>
-                <w:color w:val="000000" w:themeColor="text1"/>
-                <w:sz w:val="14"/>
-                <w:szCs w:val="14"/>
-              </w:rPr>
-              <w:t>None</w:t>
+                <w:rFonts w:ascii="Times New Roman" w:hAnsi="Times New Roman"/>
+                <w:sz w:val="14"/>
+              </w:rPr>
+              <w:t>{{ note_sett_chg }}</w:t>
             </w:r>
           </w:p>
         </w:tc>
@@ -3759,11 +3645,9 @@
             <w:r>
               <w:rPr>
                 <w:rFonts w:ascii="Times New Roman" w:hAnsi="Times New Roman"/>
-                <w:color w:val="000000" w:themeColor="text1"/>
-                <w:sz w:val="14"/>
-                <w:szCs w:val="14"/>
-              </w:rPr>
-              <w:t>None</w:t>
+                <w:sz w:val="14"/>
+              </w:rPr>
+              <w:t>{{ note_air }}</w:t>
             </w:r>
           </w:p>
         </w:tc>
@@ -4098,11 +3982,9 @@
             <w:r>
               <w:rPr>
                 <w:rFonts w:ascii="Times New Roman" w:hAnsi="Times New Roman"/>
-                <w:color w:val="000000" w:themeColor="text1"/>
-                <w:sz w:val="14"/>
-                <w:szCs w:val="14"/>
-              </w:rPr>
-              <w:t>None</w:t>
+                <w:sz w:val="14"/>
+              </w:rPr>
+              <w:t>{{ note_room }}</w:t>
             </w:r>
           </w:p>
         </w:tc>

--- a/tables for scan.docx
+++ b/tables for scan.docx
@@ -721,17 +721,17 @@
         <w:gridCol w:w="1223"/>
         <w:gridCol w:w="27"/>
         <w:gridCol w:w="810"/>
-        <w:gridCol w:w="900"/>
         <w:gridCol w:w="709"/>
+        <w:gridCol w:w="630"/>
         <w:gridCol w:w="11"/>
-        <w:gridCol w:w="720"/>
-        <w:gridCol w:w="810"/>
-        <w:gridCol w:w="1260"/>
+        <w:gridCol w:w="504"/>
+        <w:gridCol w:w="551"/>
+        <w:gridCol w:w="1181"/>
         <w:gridCol w:w="90"/>
-        <w:gridCol w:w="1260"/>
+        <w:gridCol w:w="1181"/>
         <w:gridCol w:w="90"/>
-        <w:gridCol w:w="1260"/>
-        <w:gridCol w:w="615"/>
+        <w:gridCol w:w="1181"/>
+        <w:gridCol w:w="1597"/>
       </w:tblGrid>
       <w:tr>
         <w:trPr>
